--- a/documentos/practica29desep.docx
+++ b/documentos/practica29desep.docx
@@ -2,7 +2,593 @@
 <file path=word/document.xml><?xml version="1.0" encoding="utf-8"?>
 <w:document xmlns:wpc="http://schemas.microsoft.com/office/word/2010/wordprocessingCanvas" xmlns:cx="http://schemas.microsoft.com/office/drawing/2014/chartex" xmlns:cx1="http://schemas.microsoft.com/office/drawing/2015/9/8/chartex" xmlns:cx2="http://schemas.microsoft.com/office/drawing/2015/10/21/chartex" xmlns:cx3="http://schemas.microsoft.com/office/drawing/2016/5/9/chartex" xmlns:cx4="http://schemas.microsoft.com/office/drawing/2016/5/10/chartex" xmlns:cx5="http://schemas.microsoft.com/office/drawing/2016/5/11/chartex" xmlns:cx6="http://schemas.microsoft.com/office/drawing/2016/5/12/chartex" xmlns:cx7="http://schemas.microsoft.com/office/drawing/2016/5/13/chartex" xmlns:cx8="http://schemas.microsoft.com/office/drawing/2016/5/14/chartex" xmlns:mc="http://schemas.openxmlformats.org/markup-compatibility/2006" xmlns:aink="http://schemas.microsoft.com/office/drawing/2016/ink" xmlns:am3d="http://schemas.microsoft.com/office/drawing/2017/model3d" xmlns:o="urn:schemas-microsoft-com:office:office" xmlns:r="http://schemas.openxmlformats.org/officeDocument/2006/relationships" xmlns:m="http://schemas.openxmlformats.org/officeDocument/2006/math" xmlns:v="urn:schemas-microsoft-com:vml" xmlns:wp14="http://schemas.microsoft.com/office/word/2010/wordprocessingDrawing" xmlns:wp="http://schemas.openxmlformats.org/drawingml/2006/wordprocessingDrawing" xmlns:w10="urn:schemas-microsoft-com:office:word" xmlns:w="http://schemas.openxmlformats.org/wordprocessingml/2006/main" xmlns:w14="http://schemas.microsoft.com/office/word/2010/wordml" xmlns:w15="http://schemas.microsoft.com/office/word/2012/wordml" xmlns:w16cex="http://schemas.microsoft.com/office/word/2018/wordml/cex" xmlns:w16cid="http://schemas.microsoft.com/office/word/2016/wordml/cid" xmlns:w16="http://schemas.microsoft.com/office/word/2018/wordml" xmlns:w16sdtdh="http://schemas.microsoft.com/office/word/2020/wordml/sdtdatahash" xmlns:w16se="http://schemas.microsoft.com/office/word/2015/wordml/symex" xmlns:wpg="http://schemas.microsoft.com/office/word/2010/wordprocessingGroup" xmlns:wpi="http://schemas.microsoft.com/office/word/2010/wordprocessingInk" xmlns:wne="http://schemas.microsoft.com/office/word/2006/wordml" xmlns:wps="http://schemas.microsoft.com/office/word/2010/wordprocessingShape" mc:Ignorable="w14 w15 w16se w16cid w16 w16cex w16sdtdh wp14">
   <w:body>
+    <w:p>
+      <w:pPr>
+        <w:pStyle w:val="Prrafodelista"/>
+        <w:numPr>
+          <w:ilvl w:val="0"/>
+          <w:numId w:val="1"/>
+        </w:numPr>
+      </w:pPr>
+      <w:r>
+        <w:t>Identificación de Pares: Enumera tres claves (</w:t>
+      </w:r>
+      <w:proofErr w:type="spellStart"/>
+      <w:r>
+        <w:t>keys</w:t>
+      </w:r>
+      <w:proofErr w:type="spellEnd"/>
+      <w:r>
+        <w:t>) presentes en el nivel superior del objeto JSON.</w:t>
+      </w:r>
+    </w:p>
+    <w:p>
+      <w:r>
+        <w:t xml:space="preserve">Tipos de datos: </w:t>
+      </w:r>
+    </w:p>
+    <w:p>
+      <w:r>
+        <w:t>"</w:t>
+      </w:r>
+      <w:proofErr w:type="spellStart"/>
+      <w:r>
+        <w:t>R1</w:t>
+      </w:r>
+      <w:proofErr w:type="spellEnd"/>
+      <w:r>
+        <w:t>-Core"</w:t>
+      </w:r>
+      <w:r>
+        <w:t xml:space="preserve"> </w:t>
+      </w:r>
+      <w:proofErr w:type="spellStart"/>
+      <w:r>
+        <w:t>string</w:t>
+      </w:r>
+      <w:proofErr w:type="spellEnd"/>
+      <w:r>
+        <w:t xml:space="preserve">, </w:t>
+      </w:r>
+    </w:p>
+    <w:p>
+      <w:r>
+        <w:t>T</w:t>
+      </w:r>
+      <w:r>
+        <w:t>rue</w:t>
+      </w:r>
+      <w:r>
+        <w:t xml:space="preserve"> </w:t>
+      </w:r>
+      <w:r>
+        <w:t>booleano</w:t>
+      </w:r>
+    </w:p>
+    <w:p>
+      <w:r>
+        <w:t>45</w:t>
+      </w:r>
+      <w:r>
+        <w:t xml:space="preserve"> </w:t>
+      </w:r>
+      <w:proofErr w:type="spellStart"/>
+      <w:r>
+        <w:t>int</w:t>
+      </w:r>
+      <w:proofErr w:type="spellEnd"/>
+      <w:r>
+        <w:t xml:space="preserve">, </w:t>
+      </w:r>
+    </w:p>
+    <w:p>
+      <w:r>
+        <w:t xml:space="preserve">[ </w:t>
+      </w:r>
+      <w:proofErr w:type="gramStart"/>
+      <w:r>
+        <w:t>{ "</w:t>
+      </w:r>
+      <w:proofErr w:type="spellStart"/>
+      <w:proofErr w:type="gramEnd"/>
+      <w:r>
+        <w:t>name</w:t>
+      </w:r>
+      <w:proofErr w:type="spellEnd"/>
+      <w:r>
+        <w:t>": "</w:t>
+      </w:r>
+      <w:proofErr w:type="spellStart"/>
+      <w:r>
+        <w:t>GigabitEthernet0</w:t>
+      </w:r>
+      <w:proofErr w:type="spellEnd"/>
+      <w:r>
+        <w:t>/0", "</w:t>
+      </w:r>
+      <w:proofErr w:type="spellStart"/>
+      <w:r>
+        <w:t>description</w:t>
+      </w:r>
+      <w:proofErr w:type="spellEnd"/>
+      <w:r>
+        <w:t xml:space="preserve">": "Link </w:t>
+      </w:r>
+      <w:proofErr w:type="spellStart"/>
+      <w:r>
+        <w:t>to</w:t>
+      </w:r>
+      <w:proofErr w:type="spellEnd"/>
+      <w:r>
+        <w:t xml:space="preserve"> WAN", "</w:t>
+      </w:r>
+      <w:proofErr w:type="spellStart"/>
+      <w:r>
+        <w:t>enabled</w:t>
+      </w:r>
+      <w:proofErr w:type="spellEnd"/>
+      <w:r>
+        <w:t>": true, "</w:t>
+      </w:r>
+      <w:proofErr w:type="spellStart"/>
+      <w:r>
+        <w:t>mtu</w:t>
+      </w:r>
+      <w:proofErr w:type="spellEnd"/>
+      <w:r>
+        <w:t>": 1500 }, { "</w:t>
+      </w:r>
+      <w:proofErr w:type="spellStart"/>
+      <w:r>
+        <w:t>name</w:t>
+      </w:r>
+      <w:proofErr w:type="spellEnd"/>
+      <w:r>
+        <w:t>": "</w:t>
+      </w:r>
+      <w:proofErr w:type="spellStart"/>
+      <w:r>
+        <w:t>GigabitEthernet0</w:t>
+      </w:r>
+      <w:proofErr w:type="spellEnd"/>
+      <w:r>
+        <w:t>/1", "</w:t>
+      </w:r>
+      <w:proofErr w:type="spellStart"/>
+      <w:r>
+        <w:t>description</w:t>
+      </w:r>
+      <w:proofErr w:type="spellEnd"/>
+      <w:r>
+        <w:t xml:space="preserve">": </w:t>
+      </w:r>
+      <w:proofErr w:type="spellStart"/>
+      <w:r>
+        <w:t>null</w:t>
+      </w:r>
+      <w:proofErr w:type="spellEnd"/>
+      <w:r>
+        <w:t>, "</w:t>
+      </w:r>
+      <w:proofErr w:type="spellStart"/>
+      <w:r>
+        <w:t>enabled</w:t>
+      </w:r>
+      <w:proofErr w:type="spellEnd"/>
+      <w:r>
+        <w:t>": false, "</w:t>
+      </w:r>
+      <w:proofErr w:type="spellStart"/>
+      <w:r>
+        <w:t>mtu</w:t>
+      </w:r>
+      <w:proofErr w:type="spellEnd"/>
+      <w:r>
+        <w:t>": 1500 } ]</w:t>
+      </w:r>
+      <w:r>
+        <w:t xml:space="preserve">  Lista</w:t>
+      </w:r>
+    </w:p>
     <w:p/>
+    <w:p>
+      <w:pPr>
+        <w:pStyle w:val="Prrafodelista"/>
+        <w:numPr>
+          <w:ilvl w:val="0"/>
+          <w:numId w:val="1"/>
+        </w:numPr>
+      </w:pPr>
+      <w:r>
+        <w:t xml:space="preserve">Tipos de Datos: Identifica un ejemplo de cada uno de los siguientes tipos en el código: </w:t>
+      </w:r>
+      <w:proofErr w:type="spellStart"/>
+      <w:r>
+        <w:t>String</w:t>
+      </w:r>
+      <w:proofErr w:type="spellEnd"/>
+      <w:r>
+        <w:t xml:space="preserve">, </w:t>
+      </w:r>
+      <w:proofErr w:type="spellStart"/>
+      <w:r>
+        <w:t>Number</w:t>
+      </w:r>
+      <w:proofErr w:type="spellEnd"/>
+      <w:r>
+        <w:t xml:space="preserve">, </w:t>
+      </w:r>
+      <w:proofErr w:type="spellStart"/>
+      <w:r>
+        <w:t>Boolean</w:t>
+      </w:r>
+      <w:proofErr w:type="spellEnd"/>
+      <w:r>
+        <w:t xml:space="preserve"> y </w:t>
+      </w:r>
+      <w:proofErr w:type="spellStart"/>
+      <w:r>
+        <w:t>Nul</w:t>
+      </w:r>
+      <w:proofErr w:type="spellEnd"/>
+    </w:p>
+    <w:p>
+      <w:r>
+        <w:t>"</w:t>
+      </w:r>
+      <w:proofErr w:type="spellStart"/>
+      <w:r>
+        <w:t>R1</w:t>
+      </w:r>
+      <w:proofErr w:type="spellEnd"/>
+      <w:r>
+        <w:t xml:space="preserve">-Core" </w:t>
+      </w:r>
+      <w:proofErr w:type="spellStart"/>
+      <w:r>
+        <w:t>string</w:t>
+      </w:r>
+      <w:proofErr w:type="spellEnd"/>
+      <w:r>
+        <w:t xml:space="preserve">, 45 </w:t>
+      </w:r>
+      <w:proofErr w:type="spellStart"/>
+      <w:r>
+        <w:t>int</w:t>
+      </w:r>
+      <w:proofErr w:type="spellEnd"/>
+      <w:r>
+        <w:t>, True booleano</w:t>
+      </w:r>
+      <w:r>
+        <w:t xml:space="preserve">, </w:t>
+      </w:r>
+      <w:proofErr w:type="spellStart"/>
+      <w:r>
+        <w:t>nul</w:t>
+      </w:r>
+      <w:r>
+        <w:t>l</w:t>
+      </w:r>
+      <w:proofErr w:type="spellEnd"/>
+      <w:r>
+        <w:t xml:space="preserve"> </w:t>
+      </w:r>
+      <w:proofErr w:type="spellStart"/>
+      <w:r>
+        <w:t>Nul</w:t>
+      </w:r>
+      <w:proofErr w:type="spellEnd"/>
+      <w:r>
+        <w:t>,</w:t>
+      </w:r>
+    </w:p>
+    <w:p>
+      <w:pPr>
+        <w:ind w:firstLine="708"/>
+      </w:pPr>
+      <w:r>
+        <w:t xml:space="preserve">3. ¿Qué errores de sintaxis impiden que este JSON sea válido según los estándares de red y programación? Selecciona las dos opciones correctas. </w:t>
+      </w:r>
+    </w:p>
+    <w:p>
+      <w:r>
+        <w:t>A) El valor de '</w:t>
+      </w:r>
+      <w:proofErr w:type="spellStart"/>
+      <w:r>
+        <w:t>vlan_id</w:t>
+      </w:r>
+      <w:proofErr w:type="spellEnd"/>
+      <w:r>
+        <w:t xml:space="preserve">' debería estar entre comillas dobles obligatoriamente. </w:t>
+      </w:r>
+    </w:p>
+    <w:p>
+      <w:r>
+        <w:t>B) Las claves como '</w:t>
+      </w:r>
+      <w:proofErr w:type="spellStart"/>
+      <w:r>
+        <w:t>vlan_id</w:t>
+      </w:r>
+      <w:proofErr w:type="spellEnd"/>
+      <w:r>
+        <w:t xml:space="preserve">' no deben llevar guiones bajos. </w:t>
+      </w:r>
+    </w:p>
+    <w:p>
+      <w:pPr>
+        <w:rPr>
+          <w:u w:val="single"/>
+        </w:rPr>
+      </w:pPr>
+      <w:r>
+        <w:rPr>
+          <w:u w:val="single"/>
+        </w:rPr>
+        <w:t>C) Existe una coma final (</w:t>
+      </w:r>
+      <w:proofErr w:type="spellStart"/>
+      <w:r>
+        <w:rPr>
+          <w:u w:val="single"/>
+        </w:rPr>
+        <w:t>trailing</w:t>
+      </w:r>
+      <w:proofErr w:type="spellEnd"/>
+      <w:r>
+        <w:rPr>
+          <w:u w:val="single"/>
+        </w:rPr>
+        <w:t xml:space="preserve"> </w:t>
+      </w:r>
+      <w:proofErr w:type="spellStart"/>
+      <w:r>
+        <w:rPr>
+          <w:u w:val="single"/>
+        </w:rPr>
+        <w:t>comma</w:t>
+      </w:r>
+      <w:proofErr w:type="spellEnd"/>
+      <w:r>
+        <w:rPr>
+          <w:u w:val="single"/>
+        </w:rPr>
+        <w:t>) después del valor de '</w:t>
+      </w:r>
+      <w:proofErr w:type="spellStart"/>
+      <w:r>
+        <w:rPr>
+          <w:u w:val="single"/>
+        </w:rPr>
+        <w:t>description</w:t>
+      </w:r>
+      <w:proofErr w:type="spellEnd"/>
+      <w:r>
+        <w:rPr>
+          <w:u w:val="single"/>
+        </w:rPr>
+        <w:t xml:space="preserve">'. </w:t>
+      </w:r>
+    </w:p>
+    <w:p>
+      <w:pPr>
+        <w:rPr>
+          <w:u w:val="single"/>
+        </w:rPr>
+      </w:pPr>
+      <w:r>
+        <w:rPr>
+          <w:u w:val="single"/>
+        </w:rPr>
+        <w:t>D) Faltan comas para separar los pares clave-valor después de '</w:t>
+      </w:r>
+      <w:proofErr w:type="spellStart"/>
+      <w:r>
+        <w:rPr>
+          <w:u w:val="single"/>
+        </w:rPr>
+        <w:t>vlan_id</w:t>
+      </w:r>
+      <w:proofErr w:type="spellEnd"/>
+      <w:r>
+        <w:rPr>
+          <w:u w:val="single"/>
+        </w:rPr>
+        <w:t>' y '</w:t>
+      </w:r>
+      <w:proofErr w:type="spellStart"/>
+      <w:r>
+        <w:rPr>
+          <w:u w:val="single"/>
+        </w:rPr>
+        <w:t>name</w:t>
+      </w:r>
+      <w:proofErr w:type="spellEnd"/>
+      <w:r>
+        <w:rPr>
+          <w:u w:val="single"/>
+        </w:rPr>
+        <w:t>'.</w:t>
+      </w:r>
+    </w:p>
+    <w:p/>
+    <w:p>
+      <w:pPr>
+        <w:pStyle w:val="Prrafodelista"/>
+        <w:numPr>
+          <w:ilvl w:val="0"/>
+          <w:numId w:val="2"/>
+        </w:numPr>
+      </w:pPr>
+      <w:r>
+        <w:t>Reflexión Técnica: Explica por qué es crítico que un controlador como Cisco DNA Center reciba un JSON perfectamente validado antes de aplicar cambios en la red</w:t>
+      </w:r>
+    </w:p>
+    <w:p>
+      <w:pPr>
+        <w:ind w:left="360"/>
+      </w:pPr>
+      <w:r>
+        <w:t xml:space="preserve">La sintaxis </w:t>
+      </w:r>
+      <w:r>
+        <w:t>debe ser correcta ya que si contienen errores la ejecución del programa para y no se realiza la programación.</w:t>
+      </w:r>
+    </w:p>
+    <w:p/>
+    <w:p>
+      <w:r>
+        <w:t>Actividad 2</w:t>
+      </w:r>
+    </w:p>
+    <w:p>
+      <w:pPr>
+        <w:pStyle w:val="Prrafodelista"/>
+        <w:numPr>
+          <w:ilvl w:val="0"/>
+          <w:numId w:val="3"/>
+        </w:numPr>
+      </w:pPr>
+      <w:r>
+        <w:t xml:space="preserve">Escribe el pseudocódigo o completa el script de Python necesario para procesar la variable </w:t>
+      </w:r>
+      <w:proofErr w:type="spellStart"/>
+      <w:r>
+        <w:t>inventario_json</w:t>
+      </w:r>
+      <w:proofErr w:type="spellEnd"/>
+      <w:r>
+        <w:t xml:space="preserve"> (que contiene el texto anterior). El script debe filtrar e imprimir únicamente los </w:t>
+      </w:r>
+      <w:proofErr w:type="spellStart"/>
+      <w:r>
+        <w:t>hostnames</w:t>
+      </w:r>
+      <w:proofErr w:type="spellEnd"/>
+      <w:r>
+        <w:t xml:space="preserve"> de los dispositivos cuyo estado sea '</w:t>
+      </w:r>
+      <w:proofErr w:type="spellStart"/>
+      <w:r>
+        <w:t>down</w:t>
+      </w:r>
+      <w:proofErr w:type="spellEnd"/>
+      <w:proofErr w:type="gramStart"/>
+      <w:r>
+        <w:t>' .</w:t>
+      </w:r>
+      <w:proofErr w:type="gramEnd"/>
+    </w:p>
+    <w:p>
+      <w:pPr>
+        <w:pStyle w:val="Prrafodelista"/>
+      </w:pPr>
+      <w:proofErr w:type="spellStart"/>
+      <w:r>
+        <w:t>for</w:t>
+      </w:r>
+      <w:proofErr w:type="spellEnd"/>
+      <w:r>
+        <w:t xml:space="preserve"> d in inventario:</w:t>
+      </w:r>
+    </w:p>
+    <w:p>
+      <w:pPr>
+        <w:pStyle w:val="Prrafodelista"/>
+      </w:pPr>
+      <w:r>
+        <w:t xml:space="preserve">    </w:t>
+      </w:r>
+      <w:proofErr w:type="spellStart"/>
+      <w:r>
+        <w:t>if</w:t>
+      </w:r>
+      <w:proofErr w:type="spellEnd"/>
+      <w:r>
+        <w:t xml:space="preserve"> d["status"] == "</w:t>
+      </w:r>
+      <w:proofErr w:type="spellStart"/>
+      <w:r>
+        <w:t>down</w:t>
+      </w:r>
+      <w:proofErr w:type="spellEnd"/>
+      <w:r>
+        <w:t>":</w:t>
+      </w:r>
+    </w:p>
+    <w:p>
+      <w:pPr>
+        <w:pStyle w:val="Prrafodelista"/>
+      </w:pPr>
+      <w:r>
+        <w:t xml:space="preserve">        </w:t>
+      </w:r>
+      <w:proofErr w:type="spellStart"/>
+      <w:r>
+        <w:t>print</w:t>
+      </w:r>
+      <w:proofErr w:type="spellEnd"/>
+      <w:r>
+        <w:t>(d["</w:t>
+      </w:r>
+      <w:proofErr w:type="spellStart"/>
+      <w:r>
+        <w:t>hostname</w:t>
+      </w:r>
+      <w:proofErr w:type="spellEnd"/>
+      <w:r>
+        <w:t>"])</w:t>
+      </w:r>
+    </w:p>
+    <w:p>
+      <w:pPr>
+        <w:pStyle w:val="Prrafodelista"/>
+        <w:numPr>
+          <w:ilvl w:val="0"/>
+          <w:numId w:val="3"/>
+        </w:numPr>
+      </w:pPr>
+      <w:r>
+        <w:lastRenderedPageBreak/>
+        <w:drawing>
+          <wp:inline distT="0" distB="0" distL="0" distR="0" wp14:anchorId="4C7DE441" wp14:editId="76EF0D4F">
+            <wp:extent cx="5612130" cy="2259965"/>
+            <wp:effectExtent l="0" t="0" r="7620" b="6985"/>
+            <wp:docPr id="1" name="Imagen 1"/>
+            <wp:cNvGraphicFramePr>
+              <a:graphicFrameLocks xmlns:a="http://schemas.openxmlformats.org/drawingml/2006/main" noChangeAspect="1"/>
+            </wp:cNvGraphicFramePr>
+            <a:graphic xmlns:a="http://schemas.openxmlformats.org/drawingml/2006/main">
+              <a:graphicData uri="http://schemas.openxmlformats.org/drawingml/2006/picture">
+                <pic:pic xmlns:pic="http://schemas.openxmlformats.org/drawingml/2006/picture">
+                  <pic:nvPicPr>
+                    <pic:cNvPr id="1" name=""/>
+                    <pic:cNvPicPr/>
+                  </pic:nvPicPr>
+                  <pic:blipFill>
+                    <a:blip r:embed="rId5"/>
+                    <a:stretch>
+                      <a:fillRect/>
+                    </a:stretch>
+                  </pic:blipFill>
+                  <pic:spPr>
+                    <a:xfrm>
+                      <a:off x="0" y="0"/>
+                      <a:ext cx="5612130" cy="2259965"/>
+                    </a:xfrm>
+                    <a:prstGeom prst="rect">
+                      <a:avLst/>
+                    </a:prstGeom>
+                  </pic:spPr>
+                </pic:pic>
+              </a:graphicData>
+            </a:graphic>
+          </wp:inline>
+        </w:drawing>
+      </w:r>
+    </w:p>
     <w:sectPr>
       <w:pgSz w:w="12240" w:h="15840"/>
       <w:pgMar w:top="1417" w:right="1701" w:bottom="1417" w:left="1701" w:header="708" w:footer="708" w:gutter="0"/>
@@ -11,6 +597,287 @@
     </w:sectPr>
   </w:body>
 </w:document>
+</file>
+
+<file path=word/numbering.xml><?xml version="1.0" encoding="utf-8"?>
+<w:numbering xmlns:wpc="http://schemas.microsoft.com/office/word/2010/wordprocessingCanvas" xmlns:cx="http://schemas.microsoft.com/office/drawing/2014/chartex" xmlns:cx1="http://schemas.microsoft.com/office/drawing/2015/9/8/chartex" xmlns:cx2="http://schemas.microsoft.com/office/drawing/2015/10/21/chartex" xmlns:cx3="http://schemas.microsoft.com/office/drawing/2016/5/9/chartex" xmlns:cx4="http://schemas.microsoft.com/office/drawing/2016/5/10/chartex" xmlns:cx5="http://schemas.microsoft.com/office/drawing/2016/5/11/chartex" xmlns:cx6="http://schemas.microsoft.com/office/drawing/2016/5/12/chartex" xmlns:cx7="http://schemas.microsoft.com/office/drawing/2016/5/13/chartex" xmlns:cx8="http://schemas.microsoft.com/office/drawing/2016/5/14/chartex" xmlns:mc="http://schemas.openxmlformats.org/markup-compatibility/2006" xmlns:aink="http://schemas.microsoft.com/office/drawing/2016/ink" xmlns:am3d="http://schemas.microsoft.com/office/drawing/2017/model3d" xmlns:o="urn:schemas-microsoft-com:office:office" xmlns:r="http://schemas.openxmlformats.org/officeDocument/2006/relationships" xmlns:m="http://schemas.openxmlformats.org/officeDocument/2006/math" xmlns:v="urn:schemas-microsoft-com:vml" xmlns:wp14="http://schemas.microsoft.com/office/word/2010/wordprocessingDrawing" xmlns:wp="http://schemas.openxmlformats.org/drawingml/2006/wordprocessingDrawing" xmlns:w10="urn:schemas-microsoft-com:office:word" xmlns:w="http://schemas.openxmlformats.org/wordprocessingml/2006/main" xmlns:w14="http://schemas.microsoft.com/office/word/2010/wordml" xmlns:w15="http://schemas.microsoft.com/office/word/2012/wordml" xmlns:w16cex="http://schemas.microsoft.com/office/word/2018/wordml/cex" xmlns:w16cid="http://schemas.microsoft.com/office/word/2016/wordml/cid" xmlns:w16="http://schemas.microsoft.com/office/word/2018/wordml" xmlns:w16sdtdh="http://schemas.microsoft.com/office/word/2020/wordml/sdtdatahash" xmlns:w16se="http://schemas.microsoft.com/office/word/2015/wordml/symex" xmlns:wpg="http://schemas.microsoft.com/office/word/2010/wordprocessingGroup" xmlns:wpi="http://schemas.microsoft.com/office/word/2010/wordprocessingInk" xmlns:wne="http://schemas.microsoft.com/office/word/2006/wordml" xmlns:wps="http://schemas.microsoft.com/office/word/2010/wordprocessingShape" mc:Ignorable="w14 w15 w16se w16cid w16 w16cex w16sdtdh wp14">
+  <w:abstractNum w:abstractNumId="0" w15:restartNumberingAfterBreak="0">
+    <w:nsid w:val="4EC65638"/>
+    <w:multiLevelType w:val="hybridMultilevel"/>
+    <w:tmpl w:val="5A1C5A4C"/>
+    <w:lvl w:ilvl="0" w:tplc="080A000F">
+      <w:start w:val="4"/>
+      <w:numFmt w:val="decimal"/>
+      <w:lvlText w:val="%1."/>
+      <w:lvlJc w:val="left"/>
+      <w:pPr>
+        <w:ind w:left="720" w:hanging="360"/>
+      </w:pPr>
+      <w:rPr>
+        <w:rFonts w:hint="default"/>
+      </w:rPr>
+    </w:lvl>
+    <w:lvl w:ilvl="1" w:tplc="080A0019" w:tentative="1">
+      <w:start w:val="1"/>
+      <w:numFmt w:val="lowerLetter"/>
+      <w:lvlText w:val="%2."/>
+      <w:lvlJc w:val="left"/>
+      <w:pPr>
+        <w:ind w:left="1440" w:hanging="360"/>
+      </w:pPr>
+    </w:lvl>
+    <w:lvl w:ilvl="2" w:tplc="080A001B" w:tentative="1">
+      <w:start w:val="1"/>
+      <w:numFmt w:val="lowerRoman"/>
+      <w:lvlText w:val="%3."/>
+      <w:lvlJc w:val="right"/>
+      <w:pPr>
+        <w:ind w:left="2160" w:hanging="180"/>
+      </w:pPr>
+    </w:lvl>
+    <w:lvl w:ilvl="3" w:tplc="080A000F" w:tentative="1">
+      <w:start w:val="1"/>
+      <w:numFmt w:val="decimal"/>
+      <w:lvlText w:val="%4."/>
+      <w:lvlJc w:val="left"/>
+      <w:pPr>
+        <w:ind w:left="2880" w:hanging="360"/>
+      </w:pPr>
+    </w:lvl>
+    <w:lvl w:ilvl="4" w:tplc="080A0019" w:tentative="1">
+      <w:start w:val="1"/>
+      <w:numFmt w:val="lowerLetter"/>
+      <w:lvlText w:val="%5."/>
+      <w:lvlJc w:val="left"/>
+      <w:pPr>
+        <w:ind w:left="3600" w:hanging="360"/>
+      </w:pPr>
+    </w:lvl>
+    <w:lvl w:ilvl="5" w:tplc="080A001B" w:tentative="1">
+      <w:start w:val="1"/>
+      <w:numFmt w:val="lowerRoman"/>
+      <w:lvlText w:val="%6."/>
+      <w:lvlJc w:val="right"/>
+      <w:pPr>
+        <w:ind w:left="4320" w:hanging="180"/>
+      </w:pPr>
+    </w:lvl>
+    <w:lvl w:ilvl="6" w:tplc="080A000F" w:tentative="1">
+      <w:start w:val="1"/>
+      <w:numFmt w:val="decimal"/>
+      <w:lvlText w:val="%7."/>
+      <w:lvlJc w:val="left"/>
+      <w:pPr>
+        <w:ind w:left="5040" w:hanging="360"/>
+      </w:pPr>
+    </w:lvl>
+    <w:lvl w:ilvl="7" w:tplc="080A0019" w:tentative="1">
+      <w:start w:val="1"/>
+      <w:numFmt w:val="lowerLetter"/>
+      <w:lvlText w:val="%8."/>
+      <w:lvlJc w:val="left"/>
+      <w:pPr>
+        <w:ind w:left="5760" w:hanging="360"/>
+      </w:pPr>
+    </w:lvl>
+    <w:lvl w:ilvl="8" w:tplc="080A001B" w:tentative="1">
+      <w:start w:val="1"/>
+      <w:numFmt w:val="lowerRoman"/>
+      <w:lvlText w:val="%9."/>
+      <w:lvlJc w:val="right"/>
+      <w:pPr>
+        <w:ind w:left="6480" w:hanging="180"/>
+      </w:pPr>
+    </w:lvl>
+  </w:abstractNum>
+  <w:abstractNum w:abstractNumId="1" w15:restartNumberingAfterBreak="0">
+    <w:nsid w:val="5C7B2FFA"/>
+    <w:multiLevelType w:val="hybridMultilevel"/>
+    <w:tmpl w:val="DC4C1076"/>
+    <w:lvl w:ilvl="0" w:tplc="080A000F">
+      <w:start w:val="1"/>
+      <w:numFmt w:val="decimal"/>
+      <w:lvlText w:val="%1."/>
+      <w:lvlJc w:val="left"/>
+      <w:pPr>
+        <w:ind w:left="720" w:hanging="360"/>
+      </w:pPr>
+      <w:rPr>
+        <w:rFonts w:hint="default"/>
+      </w:rPr>
+    </w:lvl>
+    <w:lvl w:ilvl="1" w:tplc="080A0019" w:tentative="1">
+      <w:start w:val="1"/>
+      <w:numFmt w:val="lowerLetter"/>
+      <w:lvlText w:val="%2."/>
+      <w:lvlJc w:val="left"/>
+      <w:pPr>
+        <w:ind w:left="1440" w:hanging="360"/>
+      </w:pPr>
+    </w:lvl>
+    <w:lvl w:ilvl="2" w:tplc="080A001B" w:tentative="1">
+      <w:start w:val="1"/>
+      <w:numFmt w:val="lowerRoman"/>
+      <w:lvlText w:val="%3."/>
+      <w:lvlJc w:val="right"/>
+      <w:pPr>
+        <w:ind w:left="2160" w:hanging="180"/>
+      </w:pPr>
+    </w:lvl>
+    <w:lvl w:ilvl="3" w:tplc="080A000F" w:tentative="1">
+      <w:start w:val="1"/>
+      <w:numFmt w:val="decimal"/>
+      <w:lvlText w:val="%4."/>
+      <w:lvlJc w:val="left"/>
+      <w:pPr>
+        <w:ind w:left="2880" w:hanging="360"/>
+      </w:pPr>
+    </w:lvl>
+    <w:lvl w:ilvl="4" w:tplc="080A0019" w:tentative="1">
+      <w:start w:val="1"/>
+      <w:numFmt w:val="lowerLetter"/>
+      <w:lvlText w:val="%5."/>
+      <w:lvlJc w:val="left"/>
+      <w:pPr>
+        <w:ind w:left="3600" w:hanging="360"/>
+      </w:pPr>
+    </w:lvl>
+    <w:lvl w:ilvl="5" w:tplc="080A001B" w:tentative="1">
+      <w:start w:val="1"/>
+      <w:numFmt w:val="lowerRoman"/>
+      <w:lvlText w:val="%6."/>
+      <w:lvlJc w:val="right"/>
+      <w:pPr>
+        <w:ind w:left="4320" w:hanging="180"/>
+      </w:pPr>
+    </w:lvl>
+    <w:lvl w:ilvl="6" w:tplc="080A000F" w:tentative="1">
+      <w:start w:val="1"/>
+      <w:numFmt w:val="decimal"/>
+      <w:lvlText w:val="%7."/>
+      <w:lvlJc w:val="left"/>
+      <w:pPr>
+        <w:ind w:left="5040" w:hanging="360"/>
+      </w:pPr>
+    </w:lvl>
+    <w:lvl w:ilvl="7" w:tplc="080A0019" w:tentative="1">
+      <w:start w:val="1"/>
+      <w:numFmt w:val="lowerLetter"/>
+      <w:lvlText w:val="%8."/>
+      <w:lvlJc w:val="left"/>
+      <w:pPr>
+        <w:ind w:left="5760" w:hanging="360"/>
+      </w:pPr>
+    </w:lvl>
+    <w:lvl w:ilvl="8" w:tplc="080A001B" w:tentative="1">
+      <w:start w:val="1"/>
+      <w:numFmt w:val="lowerRoman"/>
+      <w:lvlText w:val="%9."/>
+      <w:lvlJc w:val="right"/>
+      <w:pPr>
+        <w:ind w:left="6480" w:hanging="180"/>
+      </w:pPr>
+    </w:lvl>
+  </w:abstractNum>
+  <w:abstractNum w:abstractNumId="2" w15:restartNumberingAfterBreak="0">
+    <w:nsid w:val="78B04885"/>
+    <w:multiLevelType w:val="hybridMultilevel"/>
+    <w:tmpl w:val="7F5A03DA"/>
+    <w:lvl w:ilvl="0" w:tplc="080A000F">
+      <w:start w:val="1"/>
+      <w:numFmt w:val="decimal"/>
+      <w:lvlText w:val="%1."/>
+      <w:lvlJc w:val="left"/>
+      <w:pPr>
+        <w:ind w:left="720" w:hanging="360"/>
+      </w:pPr>
+      <w:rPr>
+        <w:rFonts w:hint="default"/>
+      </w:rPr>
+    </w:lvl>
+    <w:lvl w:ilvl="1" w:tplc="080A0019" w:tentative="1">
+      <w:start w:val="1"/>
+      <w:numFmt w:val="lowerLetter"/>
+      <w:lvlText w:val="%2."/>
+      <w:lvlJc w:val="left"/>
+      <w:pPr>
+        <w:ind w:left="1440" w:hanging="360"/>
+      </w:pPr>
+    </w:lvl>
+    <w:lvl w:ilvl="2" w:tplc="080A001B" w:tentative="1">
+      <w:start w:val="1"/>
+      <w:numFmt w:val="lowerRoman"/>
+      <w:lvlText w:val="%3."/>
+      <w:lvlJc w:val="right"/>
+      <w:pPr>
+        <w:ind w:left="2160" w:hanging="180"/>
+      </w:pPr>
+    </w:lvl>
+    <w:lvl w:ilvl="3" w:tplc="080A000F" w:tentative="1">
+      <w:start w:val="1"/>
+      <w:numFmt w:val="decimal"/>
+      <w:lvlText w:val="%4."/>
+      <w:lvlJc w:val="left"/>
+      <w:pPr>
+        <w:ind w:left="2880" w:hanging="360"/>
+      </w:pPr>
+    </w:lvl>
+    <w:lvl w:ilvl="4" w:tplc="080A0019" w:tentative="1">
+      <w:start w:val="1"/>
+      <w:numFmt w:val="lowerLetter"/>
+      <w:lvlText w:val="%5."/>
+      <w:lvlJc w:val="left"/>
+      <w:pPr>
+        <w:ind w:left="3600" w:hanging="360"/>
+      </w:pPr>
+    </w:lvl>
+    <w:lvl w:ilvl="5" w:tplc="080A001B" w:tentative="1">
+      <w:start w:val="1"/>
+      <w:numFmt w:val="lowerRoman"/>
+      <w:lvlText w:val="%6."/>
+      <w:lvlJc w:val="right"/>
+      <w:pPr>
+        <w:ind w:left="4320" w:hanging="180"/>
+      </w:pPr>
+    </w:lvl>
+    <w:lvl w:ilvl="6" w:tplc="080A000F" w:tentative="1">
+      <w:start w:val="1"/>
+      <w:numFmt w:val="decimal"/>
+      <w:lvlText w:val="%7."/>
+      <w:lvlJc w:val="left"/>
+      <w:pPr>
+        <w:ind w:left="5040" w:hanging="360"/>
+      </w:pPr>
+    </w:lvl>
+    <w:lvl w:ilvl="7" w:tplc="080A0019" w:tentative="1">
+      <w:start w:val="1"/>
+      <w:numFmt w:val="lowerLetter"/>
+      <w:lvlText w:val="%8."/>
+      <w:lvlJc w:val="left"/>
+      <w:pPr>
+        <w:ind w:left="5760" w:hanging="360"/>
+      </w:pPr>
+    </w:lvl>
+    <w:lvl w:ilvl="8" w:tplc="080A001B" w:tentative="1">
+      <w:start w:val="1"/>
+      <w:numFmt w:val="lowerRoman"/>
+      <w:lvlText w:val="%9."/>
+      <w:lvlJc w:val="right"/>
+      <w:pPr>
+        <w:ind w:left="6480" w:hanging="180"/>
+      </w:pPr>
+    </w:lvl>
+  </w:abstractNum>
+  <w:num w:numId="1">
+    <w:abstractNumId w:val="2"/>
+  </w:num>
+  <w:num w:numId="2">
+    <w:abstractNumId w:val="0"/>
+  </w:num>
+  <w:num w:numId="3">
+    <w:abstractNumId w:val="1"/>
+  </w:num>
+</w:numbering>
 </file>
 
 <file path=word/styles.xml><?xml version="1.0" encoding="utf-8"?>
@@ -439,6 +1306,17 @@
     <w:semiHidden/>
     <w:unhideWhenUsed/>
   </w:style>
+  <w:style w:type="paragraph" w:styleId="Prrafodelista">
+    <w:name w:val="List Paragraph"/>
+    <w:basedOn w:val="Normal"/>
+    <w:uiPriority w:val="34"/>
+    <w:qFormat/>
+    <w:rsid w:val="009E50D4"/>
+    <w:pPr>
+      <w:ind w:left="720"/>
+      <w:contextualSpacing/>
+    </w:pPr>
+  </w:style>
 </w:styles>
 </file>
 

--- a/documentos/practica29desep.docx
+++ b/documentos/practica29desep.docx
@@ -553,7 +553,7 @@
       <w:r>
         <w:lastRenderedPageBreak/>
         <w:drawing>
-          <wp:inline distT="0" distB="0" distL="0" distR="0" wp14:anchorId="4C7DE441" wp14:editId="76EF0D4F">
+          <wp:inline distT="0" distB="0" distL="0" distR="0" wp14:anchorId="4C7DE441" wp14:editId="73E0E714">
             <wp:extent cx="5612130" cy="2259965"/>
             <wp:effectExtent l="0" t="0" r="7620" b="6985"/>
             <wp:docPr id="1" name="Imagen 1"/>
@@ -568,7 +568,7 @@
                     <pic:cNvPicPr/>
                   </pic:nvPicPr>
                   <pic:blipFill>
-                    <a:blip r:embed="rId5"/>
+                    <a:blip r:embed="rId6"/>
                     <a:stretch>
                       <a:fillRect/>
                     </a:stretch>
@@ -586,6 +586,412 @@
               </a:graphicData>
             </a:graphic>
           </wp:inline>
+        </w:drawing>
+      </w:r>
+    </w:p>
+    <w:p>
+      <w:pPr>
+        <w:pStyle w:val="Prrafodelista"/>
+      </w:pPr>
+      <w:r>
+        <w:rPr>
+          <w:noProof/>
+        </w:rPr>
+        <mc:AlternateContent>
+          <mc:Choice Requires="wps">
+            <w:drawing>
+              <wp:anchor distT="0" distB="0" distL="114300" distR="114300" simplePos="0" relativeHeight="251662336" behindDoc="0" locked="0" layoutInCell="1" allowOverlap="1" wp14:anchorId="79584EF9" wp14:editId="71E1B07F">
+                <wp:simplePos x="0" y="0"/>
+                <wp:positionH relativeFrom="column">
+                  <wp:posOffset>3865245</wp:posOffset>
+                </wp:positionH>
+                <wp:positionV relativeFrom="paragraph">
+                  <wp:posOffset>3213100</wp:posOffset>
+                </wp:positionV>
+                <wp:extent cx="1272540" cy="259080"/>
+                <wp:effectExtent l="0" t="0" r="22860" b="26670"/>
+                <wp:wrapNone/>
+                <wp:docPr id="6" name="Cuadro de texto 6"/>
+                <wp:cNvGraphicFramePr/>
+                <a:graphic xmlns:a="http://schemas.openxmlformats.org/drawingml/2006/main">
+                  <a:graphicData uri="http://schemas.microsoft.com/office/word/2010/wordprocessingShape">
+                    <wps:wsp>
+                      <wps:cNvSpPr txBox="1"/>
+                      <wps:spPr>
+                        <a:xfrm>
+                          <a:off x="0" y="0"/>
+                          <a:ext cx="1272540" cy="259080"/>
+                        </a:xfrm>
+                        <a:prstGeom prst="rect">
+                          <a:avLst/>
+                        </a:prstGeom>
+                        <a:solidFill>
+                          <a:schemeClr val="lt1"/>
+                        </a:solidFill>
+                        <a:ln w="6350">
+                          <a:solidFill>
+                            <a:prstClr val="black"/>
+                          </a:solidFill>
+                        </a:ln>
+                      </wps:spPr>
+                      <wps:txbx>
+                        <w:txbxContent>
+                          <w:p>
+                            <w:r>
+                              <w:t>Mas difícil de leer</w:t>
+                            </w:r>
+                          </w:p>
+                        </w:txbxContent>
+                      </wps:txbx>
+                      <wps:bodyPr rot="0" spcFirstLastPara="0" vertOverflow="overflow" horzOverflow="overflow" vert="horz" wrap="square" lIns="91440" tIns="45720" rIns="91440" bIns="45720" numCol="1" spcCol="0" rtlCol="0" fromWordArt="0" anchor="t" anchorCtr="0" forceAA="0" compatLnSpc="1">
+                        <a:prstTxWarp prst="textNoShape">
+                          <a:avLst/>
+                        </a:prstTxWarp>
+                        <a:noAutofit/>
+                      </wps:bodyPr>
+                    </wps:wsp>
+                  </a:graphicData>
+                </a:graphic>
+                <wp14:sizeRelH relativeFrom="margin">
+                  <wp14:pctWidth>0</wp14:pctWidth>
+                </wp14:sizeRelH>
+                <wp14:sizeRelV relativeFrom="margin">
+                  <wp14:pctHeight>0</wp14:pctHeight>
+                </wp14:sizeRelV>
+              </wp:anchor>
+            </w:drawing>
+          </mc:Choice>
+          <mc:Fallback>
+            <w:pict>
+              <v:shapetype w14:anchorId="79584EF9" id="_x0000_t202" coordsize="21600,21600" o:spt="202" path="m,l,21600r21600,l21600,xe">
+                <v:stroke joinstyle="miter"/>
+                <v:path gradientshapeok="t" o:connecttype="rect"/>
+              </v:shapetype>
+              <v:shape id="Cuadro de texto 6" o:spid="_x0000_s1026" type="#_x0000_t202" style="position:absolute;left:0;text-align:left;margin-left:304.35pt;margin-top:253pt;width:100.2pt;height:20.4pt;z-index:251662336;visibility:visible;mso-wrap-style:square;mso-width-percent:0;mso-height-percent:0;mso-wrap-distance-left:9pt;mso-wrap-distance-top:0;mso-wrap-distance-right:9pt;mso-wrap-distance-bottom:0;mso-position-horizontal:absolute;mso-position-horizontal-relative:text;mso-position-vertical:absolute;mso-position-vertical-relative:text;mso-width-percent:0;mso-height-percent:0;mso-width-relative:margin;mso-height-relative:margin;v-text-anchor:top" o:gfxdata="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" fillcolor="white [3201]" strokeweight=".5pt">
+                <v:textbox>
+                  <w:txbxContent>
+                    <w:p>
+                      <w:r>
+                        <w:t>Mas difícil de leer</w:t>
+                      </w:r>
+                    </w:p>
+                  </w:txbxContent>
+                </v:textbox>
+              </v:shape>
+            </w:pict>
+          </mc:Fallback>
+        </mc:AlternateContent>
+      </w:r>
+      <w:r>
+        <w:rPr>
+          <w:noProof/>
+        </w:rPr>
+        <mc:AlternateContent>
+          <mc:Choice Requires="wps">
+            <w:drawing>
+              <wp:anchor distT="0" distB="0" distL="114300" distR="114300" simplePos="0" relativeHeight="251661312" behindDoc="0" locked="0" layoutInCell="1" allowOverlap="1" wp14:anchorId="0EDDEFCC" wp14:editId="5BC00F92">
+                <wp:simplePos x="0" y="0"/>
+                <wp:positionH relativeFrom="column">
+                  <wp:posOffset>2783205</wp:posOffset>
+                </wp:positionH>
+                <wp:positionV relativeFrom="paragraph">
+                  <wp:posOffset>3213100</wp:posOffset>
+                </wp:positionV>
+                <wp:extent cx="1013460" cy="312420"/>
+                <wp:effectExtent l="0" t="0" r="15240" b="11430"/>
+                <wp:wrapNone/>
+                <wp:docPr id="5" name="Cuadro de texto 5"/>
+                <wp:cNvGraphicFramePr/>
+                <a:graphic xmlns:a="http://schemas.openxmlformats.org/drawingml/2006/main">
+                  <a:graphicData uri="http://schemas.microsoft.com/office/word/2010/wordprocessingShape">
+                    <wps:wsp>
+                      <wps:cNvSpPr txBox="1"/>
+                      <wps:spPr>
+                        <a:xfrm>
+                          <a:off x="0" y="0"/>
+                          <a:ext cx="1013460" cy="312420"/>
+                        </a:xfrm>
+                        <a:prstGeom prst="rect">
+                          <a:avLst/>
+                        </a:prstGeom>
+                        <a:solidFill>
+                          <a:schemeClr val="lt1"/>
+                        </a:solidFill>
+                        <a:ln w="6350">
+                          <a:solidFill>
+                            <a:prstClr val="black"/>
+                          </a:solidFill>
+                        </a:ln>
+                      </wps:spPr>
+                      <wps:txbx>
+                        <w:txbxContent>
+                          <w:p>
+                            <w:r>
+                              <w:t>Usa etiquetas</w:t>
+                            </w:r>
+                          </w:p>
+                        </w:txbxContent>
+                      </wps:txbx>
+                      <wps:bodyPr rot="0" spcFirstLastPara="0" vertOverflow="overflow" horzOverflow="overflow" vert="horz" wrap="square" lIns="91440" tIns="45720" rIns="91440" bIns="45720" numCol="1" spcCol="0" rtlCol="0" fromWordArt="0" anchor="t" anchorCtr="0" forceAA="0" compatLnSpc="1">
+                        <a:prstTxWarp prst="textNoShape">
+                          <a:avLst/>
+                        </a:prstTxWarp>
+                        <a:noAutofit/>
+                      </wps:bodyPr>
+                    </wps:wsp>
+                  </a:graphicData>
+                </a:graphic>
+                <wp14:sizeRelH relativeFrom="margin">
+                  <wp14:pctWidth>0</wp14:pctWidth>
+                </wp14:sizeRelH>
+                <wp14:sizeRelV relativeFrom="margin">
+                  <wp14:pctHeight>0</wp14:pctHeight>
+                </wp14:sizeRelV>
+              </wp:anchor>
+            </w:drawing>
+          </mc:Choice>
+          <mc:Fallback>
+            <w:pict>
+              <v:shape w14:anchorId="0EDDEFCC" id="Cuadro de texto 5" o:spid="_x0000_s1027" type="#_x0000_t202" style="position:absolute;left:0;text-align:left;margin-left:219.15pt;margin-top:253pt;width:79.8pt;height:24.6pt;z-index:251661312;visibility:visible;mso-wrap-style:square;mso-width-percent:0;mso-height-percent:0;mso-wrap-distance-left:9pt;mso-wrap-distance-top:0;mso-wrap-distance-right:9pt;mso-wrap-distance-bottom:0;mso-position-horizontal:absolute;mso-position-horizontal-relative:text;mso-position-vertical:absolute;mso-position-vertical-relative:text;mso-width-percent:0;mso-height-percent:0;mso-width-relative:margin;mso-height-relative:margin;v-text-anchor:top" o:gfxdata="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" fillcolor="white [3201]" strokeweight=".5pt">
+                <v:textbox>
+                  <w:txbxContent>
+                    <w:p>
+                      <w:r>
+                        <w:t>Usa etiquetas</w:t>
+                      </w:r>
+                    </w:p>
+                  </w:txbxContent>
+                </v:textbox>
+              </v:shape>
+            </w:pict>
+          </mc:Fallback>
+        </mc:AlternateContent>
+      </w:r>
+      <w:r>
+        <w:rPr>
+          <w:noProof/>
+        </w:rPr>
+        <mc:AlternateContent>
+          <mc:Choice Requires="wps">
+            <w:drawing>
+              <wp:anchor distT="0" distB="0" distL="114300" distR="114300" simplePos="0" relativeHeight="251659264" behindDoc="0" locked="0" layoutInCell="1" allowOverlap="1" wp14:anchorId="7B4EDDD8" wp14:editId="593D8691">
+                <wp:simplePos x="0" y="0"/>
+                <wp:positionH relativeFrom="column">
+                  <wp:posOffset>626745</wp:posOffset>
+                </wp:positionH>
+                <wp:positionV relativeFrom="paragraph">
+                  <wp:posOffset>3251200</wp:posOffset>
+                </wp:positionV>
+                <wp:extent cx="716280" cy="274320"/>
+                <wp:effectExtent l="0" t="0" r="26670" b="11430"/>
+                <wp:wrapNone/>
+                <wp:docPr id="3" name="Cuadro de texto 3"/>
+                <wp:cNvGraphicFramePr/>
+                <a:graphic xmlns:a="http://schemas.openxmlformats.org/drawingml/2006/main">
+                  <a:graphicData uri="http://schemas.microsoft.com/office/word/2010/wordprocessingShape">
+                    <wps:wsp>
+                      <wps:cNvSpPr txBox="1"/>
+                      <wps:spPr>
+                        <a:xfrm>
+                          <a:off x="0" y="0"/>
+                          <a:ext cx="716280" cy="274320"/>
+                        </a:xfrm>
+                        <a:prstGeom prst="rect">
+                          <a:avLst/>
+                        </a:prstGeom>
+                        <a:solidFill>
+                          <a:schemeClr val="lt1"/>
+                        </a:solidFill>
+                        <a:ln w="6350">
+                          <a:solidFill>
+                            <a:prstClr val="black"/>
+                          </a:solidFill>
+                        </a:ln>
+                      </wps:spPr>
+                      <wps:txbx>
+                        <w:txbxContent>
+                          <w:p>
+                            <w:r>
+                              <w:t>ligero</w:t>
+                            </w:r>
+                          </w:p>
+                        </w:txbxContent>
+                      </wps:txbx>
+                      <wps:bodyPr rot="0" spcFirstLastPara="0" vertOverflow="overflow" horzOverflow="overflow" vert="horz" wrap="square" lIns="91440" tIns="45720" rIns="91440" bIns="45720" numCol="1" spcCol="0" rtlCol="0" fromWordArt="0" anchor="t" anchorCtr="0" forceAA="0" compatLnSpc="1">
+                        <a:prstTxWarp prst="textNoShape">
+                          <a:avLst/>
+                        </a:prstTxWarp>
+                        <a:noAutofit/>
+                      </wps:bodyPr>
+                    </wps:wsp>
+                  </a:graphicData>
+                </a:graphic>
+                <wp14:sizeRelH relativeFrom="margin">
+                  <wp14:pctWidth>0</wp14:pctWidth>
+                </wp14:sizeRelH>
+                <wp14:sizeRelV relativeFrom="margin">
+                  <wp14:pctHeight>0</wp14:pctHeight>
+                </wp14:sizeRelV>
+              </wp:anchor>
+            </w:drawing>
+          </mc:Choice>
+          <mc:Fallback>
+            <w:pict>
+              <v:shape w14:anchorId="7B4EDDD8" id="Cuadro de texto 3" o:spid="_x0000_s1028" type="#_x0000_t202" style="position:absolute;left:0;text-align:left;margin-left:49.35pt;margin-top:256pt;width:56.4pt;height:21.6pt;z-index:251659264;visibility:visible;mso-wrap-style:square;mso-width-percent:0;mso-height-percent:0;mso-wrap-distance-left:9pt;mso-wrap-distance-top:0;mso-wrap-distance-right:9pt;mso-wrap-distance-bottom:0;mso-position-horizontal:absolute;mso-position-horizontal-relative:text;mso-position-vertical:absolute;mso-position-vertical-relative:text;mso-width-percent:0;mso-height-percent:0;mso-width-relative:margin;mso-height-relative:margin;v-text-anchor:top" o:gfxdata="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" fillcolor="white [3201]" strokeweight=".5pt">
+                <v:textbox>
+                  <w:txbxContent>
+                    <w:p>
+                      <w:r>
+                        <w:t>ligero</w:t>
+                      </w:r>
+                    </w:p>
+                  </w:txbxContent>
+                </v:textbox>
+              </v:shape>
+            </w:pict>
+          </mc:Fallback>
+        </mc:AlternateContent>
+      </w:r>
+      <w:r>
+        <w:rPr>
+          <w:noProof/>
+        </w:rPr>
+        <mc:AlternateContent>
+          <mc:Choice Requires="wps">
+            <w:drawing>
+              <wp:anchor distT="0" distB="0" distL="114300" distR="114300" simplePos="0" relativeHeight="251660288" behindDoc="0" locked="0" layoutInCell="1" allowOverlap="1" wp14:anchorId="72CF351D" wp14:editId="1C92611D">
+                <wp:simplePos x="0" y="0"/>
+                <wp:positionH relativeFrom="column">
+                  <wp:posOffset>1792605</wp:posOffset>
+                </wp:positionH>
+                <wp:positionV relativeFrom="paragraph">
+                  <wp:posOffset>3220720</wp:posOffset>
+                </wp:positionV>
+                <wp:extent cx="937260" cy="312420"/>
+                <wp:effectExtent l="0" t="0" r="15240" b="11430"/>
+                <wp:wrapNone/>
+                <wp:docPr id="4" name="Cuadro de texto 4"/>
+                <wp:cNvGraphicFramePr/>
+                <a:graphic xmlns:a="http://schemas.openxmlformats.org/drawingml/2006/main">
+                  <a:graphicData uri="http://schemas.microsoft.com/office/word/2010/wordprocessingShape">
+                    <wps:wsp>
+                      <wps:cNvSpPr txBox="1"/>
+                      <wps:spPr>
+                        <a:xfrm>
+                          <a:off x="0" y="0"/>
+                          <a:ext cx="937260" cy="312420"/>
+                        </a:xfrm>
+                        <a:prstGeom prst="rect">
+                          <a:avLst/>
+                        </a:prstGeom>
+                        <a:solidFill>
+                          <a:schemeClr val="lt1"/>
+                        </a:solidFill>
+                        <a:ln w="6350">
+                          <a:solidFill>
+                            <a:prstClr val="black"/>
+                          </a:solidFill>
+                        </a:ln>
+                      </wps:spPr>
+                      <wps:txbx>
+                        <w:txbxContent>
+                          <w:p>
+                            <w:r>
+                              <w:t>Fácil de leer</w:t>
+                            </w:r>
+                          </w:p>
+                        </w:txbxContent>
+                      </wps:txbx>
+                      <wps:bodyPr rot="0" spcFirstLastPara="0" vertOverflow="overflow" horzOverflow="overflow" vert="horz" wrap="square" lIns="91440" tIns="45720" rIns="91440" bIns="45720" numCol="1" spcCol="0" rtlCol="0" fromWordArt="0" anchor="t" anchorCtr="0" forceAA="0" compatLnSpc="1">
+                        <a:prstTxWarp prst="textNoShape">
+                          <a:avLst/>
+                        </a:prstTxWarp>
+                        <a:noAutofit/>
+                      </wps:bodyPr>
+                    </wps:wsp>
+                  </a:graphicData>
+                </a:graphic>
+                <wp14:sizeRelH relativeFrom="margin">
+                  <wp14:pctWidth>0</wp14:pctWidth>
+                </wp14:sizeRelH>
+                <wp14:sizeRelV relativeFrom="margin">
+                  <wp14:pctHeight>0</wp14:pctHeight>
+                </wp14:sizeRelV>
+              </wp:anchor>
+            </w:drawing>
+          </mc:Choice>
+          <mc:Fallback>
+            <w:pict>
+              <v:shape w14:anchorId="72CF351D" id="Cuadro de texto 4" o:spid="_x0000_s1029" type="#_x0000_t202" style="position:absolute;left:0;text-align:left;margin-left:141.15pt;margin-top:253.6pt;width:73.8pt;height:24.6pt;z-index:251660288;visibility:visible;mso-wrap-style:square;mso-width-percent:0;mso-height-percent:0;mso-wrap-distance-left:9pt;mso-wrap-distance-top:0;mso-wrap-distance-right:9pt;mso-wrap-distance-bottom:0;mso-position-horizontal:absolute;mso-position-horizontal-relative:text;mso-position-vertical:absolute;mso-position-vertical-relative:text;mso-width-percent:0;mso-height-percent:0;mso-width-relative:margin;mso-height-relative:margin;v-text-anchor:top" o:gfxdata="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" fillcolor="white [3201]" strokeweight=".5pt">
+                <v:textbox>
+                  <w:txbxContent>
+                    <w:p>
+                      <w:r>
+                        <w:t>Fácil de leer</w:t>
+                      </w:r>
+                    </w:p>
+                  </w:txbxContent>
+                </v:textbox>
+              </v:shape>
+            </w:pict>
+          </mc:Fallback>
+        </mc:AlternateContent>
+      </w:r>
+      <w:r>
+        <w:drawing>
+          <wp:anchor distT="0" distB="0" distL="114300" distR="114300" simplePos="0" relativeHeight="251658240" behindDoc="0" locked="0" layoutInCell="1" allowOverlap="1" wp14:anchorId="1AD16A9E" wp14:editId="3EDD3E12">
+            <wp:simplePos x="0" y="0"/>
+            <wp:positionH relativeFrom="column">
+              <wp:posOffset>-767715</wp:posOffset>
+            </wp:positionH>
+            <wp:positionV relativeFrom="paragraph">
+              <wp:posOffset>187960</wp:posOffset>
+            </wp:positionV>
+            <wp:extent cx="7212330" cy="3528060"/>
+            <wp:effectExtent l="0" t="0" r="7620" b="0"/>
+            <wp:wrapSquare wrapText="bothSides"/>
+            <wp:docPr id="2" name="Imagen 2"/>
+            <wp:cNvGraphicFramePr>
+              <a:graphicFrameLocks xmlns:a="http://schemas.openxmlformats.org/drawingml/2006/main" noChangeAspect="1"/>
+            </wp:cNvGraphicFramePr>
+            <a:graphic xmlns:a="http://schemas.openxmlformats.org/drawingml/2006/main">
+              <a:graphicData uri="http://schemas.openxmlformats.org/drawingml/2006/picture">
+                <pic:pic xmlns:pic="http://schemas.openxmlformats.org/drawingml/2006/picture">
+                  <pic:nvPicPr>
+                    <pic:cNvPr id="1" name=""/>
+                    <pic:cNvPicPr/>
+                  </pic:nvPicPr>
+                  <pic:blipFill>
+                    <a:blip r:embed="rId7">
+                      <a:extLst>
+                        <a:ext uri="{28A0092B-C50C-407E-A947-70E740481C1C}">
+                          <a14:useLocalDpi xmlns:a14="http://schemas.microsoft.com/office/drawing/2010/main" val="0"/>
+                        </a:ext>
+                      </a:extLst>
+                    </a:blip>
+                    <a:stretch>
+                      <a:fillRect/>
+                    </a:stretch>
+                  </pic:blipFill>
+                  <pic:spPr>
+                    <a:xfrm>
+                      <a:off x="0" y="0"/>
+                      <a:ext cx="7212330" cy="3528060"/>
+                    </a:xfrm>
+                    <a:prstGeom prst="rect">
+                      <a:avLst/>
+                    </a:prstGeom>
+                  </pic:spPr>
+                </pic:pic>
+              </a:graphicData>
+            </a:graphic>
+            <wp14:sizeRelH relativeFrom="margin">
+              <wp14:pctWidth>0</wp14:pctWidth>
+            </wp14:sizeRelH>
+            <wp14:sizeRelV relativeFrom="margin">
+              <wp14:pctHeight>0</wp14:pctHeight>
+            </wp14:sizeRelV>
+          </wp:anchor>
         </w:drawing>
       </w:r>
     </w:p>
@@ -1613,4 +2019,16 @@
     </a:ext>
   </a:extLst>
 </a:theme>
+</file>
+
+<file path=customXml/item1.xml><?xml version="1.0" encoding="utf-8"?>
+<b:Sources xmlns:b="http://schemas.openxmlformats.org/officeDocument/2006/bibliography" xmlns="http://schemas.openxmlformats.org/officeDocument/2006/bibliography" SelectedStyle="\APASixthEditionOfficeOnline.xsl" StyleName="APA" Version="6"/>
+</file>
+
+<file path=customXml/itemProps1.xml><?xml version="1.0" encoding="utf-8"?>
+<ds:datastoreItem xmlns:ds="http://schemas.openxmlformats.org/officeDocument/2006/customXml" ds:itemID="{03D58B88-E0DF-4B15-89FA-CBA760EB7B9B}">
+  <ds:schemaRefs>
+    <ds:schemaRef ds:uri="http://schemas.openxmlformats.org/officeDocument/2006/bibliography"/>
+  </ds:schemaRefs>
+</ds:datastoreItem>
 </file>